--- a/docs/User Testing/Notes from first User Test.docx
+++ b/docs/User Testing/Notes from first User Test.docx
@@ -36,7 +36,6 @@
         <w:t>Successfully completes sign up</w:t>
       </w:r>
     </w:p>
-    <w:p/>
     <w:p>
       <w:r>
         <w:t>Task 2</w:t>
@@ -166,7 +165,6 @@
         <w:t>clicks submit</w:t>
       </w:r>
     </w:p>
-    <w:p/>
     <w:p>
       <w:r>
         <w:t>Task 5</w:t>
@@ -338,31 +336,31 @@
         </w:numPr>
       </w:pPr>
       <w:r>
+        <w:t>Found it after a while</w:t>
+      </w:r>
+    </w:p>
+    <w:p>
+      <w:pPr>
+        <w:pStyle w:val="ListParagraph"/>
+        <w:numPr>
+          <w:ilvl w:val="1"/>
+          <w:numId w:val="2"/>
+        </w:numPr>
+      </w:pPr>
+      <w:r>
+        <w:t>Asked why</w:t>
+      </w:r>
+    </w:p>
+    <w:p>
+      <w:pPr>
+        <w:pStyle w:val="ListParagraph"/>
+        <w:numPr>
+          <w:ilvl w:val="1"/>
+          <w:numId w:val="2"/>
+        </w:numPr>
+      </w:pPr>
+      <w:r>
         <w:lastRenderedPageBreak/>
-        <w:t>Found it after a while</w:t>
-      </w:r>
-    </w:p>
-    <w:p>
-      <w:pPr>
-        <w:pStyle w:val="ListParagraph"/>
-        <w:numPr>
-          <w:ilvl w:val="1"/>
-          <w:numId w:val="2"/>
-        </w:numPr>
-      </w:pPr>
-      <w:r>
-        <w:t>Asked why</w:t>
-      </w:r>
-    </w:p>
-    <w:p>
-      <w:pPr>
-        <w:pStyle w:val="ListParagraph"/>
-        <w:numPr>
-          <w:ilvl w:val="1"/>
-          <w:numId w:val="2"/>
-        </w:numPr>
-      </w:pPr>
-      <w:r>
         <w:t xml:space="preserve">Didn’t think the username was a profile but after being told it </w:t>
       </w:r>
       <w:r>
